--- a/ove/public/docs/bi/ove75-l1-no-r0.docx
+++ b/ove/public/docs/bi/ove75-l1-no-r0.docx
@@ -311,14 +311,14 @@
         </w:tblCellMar>
       </w:tblPr>
       <w:tblGrid>
-        <w:gridCol w:w="3300"/>
-        <w:gridCol w:w="3336"/>
-        <w:gridCol w:w="3000"/>
+        <w:gridCol w:w="3276"/>
+        <w:gridCol w:w="3372"/>
+        <w:gridCol w:w="2988"/>
       </w:tblGrid>
       <w:tr>
         <w:tc>
           <w:tcPr>
-            <w:tcW w:w="3300" w:type="dxa"/>
+            <w:tcW w:w="3276" w:type="dxa"/>
             <w:shd w:val="clear" w:color="auto" w:fill="EFEFEF"/>
             <w:vAlign w:val="center"/>
           </w:tcPr>
@@ -339,7 +339,7 @@
         </w:tc>
         <w:tc>
           <w:tcPr>
-            <w:tcW w:w="3336" w:type="dxa"/>
+            <w:tcW w:w="3372" w:type="dxa"/>
             <w:shd w:val="clear" w:color="auto" w:fill="EFEFEF"/>
             <w:vAlign w:val="center"/>
           </w:tcPr>
@@ -360,7 +360,7 @@
         </w:tc>
         <w:tc>
           <w:tcPr>
-            <w:tcW w:w="3000" w:type="dxa"/>
+            <w:tcW w:w="2988" w:type="dxa"/>
             <w:shd w:val="clear" w:color="auto" w:fill="EFEFEF"/>
             <w:vAlign w:val="center"/>
           </w:tcPr>
@@ -383,7 +383,7 @@
       <w:tr>
         <w:tc>
           <w:tcPr>
-            <w:tcW w:w="3300" w:type="dxa"/>
+            <w:tcW w:w="3276" w:type="dxa"/>
             <w:vAlign w:val="center"/>
           </w:tcPr>
           <w:p>
@@ -402,7 +402,7 @@
         </w:tc>
         <w:tc>
           <w:tcPr>
-            <w:tcW w:w="3336" w:type="dxa"/>
+            <w:tcW w:w="3372" w:type="dxa"/>
             <w:vAlign w:val="center"/>
           </w:tcPr>
           <w:p>
@@ -421,7 +421,7 @@
         </w:tc>
         <w:tc>
           <w:tcPr>
-            <w:tcW w:w="3000" w:type="dxa"/>
+            <w:tcW w:w="2988" w:type="dxa"/>
             <w:vAlign w:val="center"/>
           </w:tcPr>
           <w:p>
@@ -442,7 +442,7 @@
       <w:tr>
         <w:tc>
           <w:tcPr>
-            <w:tcW w:w="3300" w:type="dxa"/>
+            <w:tcW w:w="3276" w:type="dxa"/>
             <w:vAlign w:val="center"/>
           </w:tcPr>
           <w:p>
@@ -461,7 +461,7 @@
         </w:tc>
         <w:tc>
           <w:tcPr>
-            <w:tcW w:w="3336" w:type="dxa"/>
+            <w:tcW w:w="3372" w:type="dxa"/>
             <w:vAlign w:val="center"/>
           </w:tcPr>
           <w:p>
@@ -480,7 +480,7 @@
         </w:tc>
         <w:tc>
           <w:tcPr>
-            <w:tcW w:w="3000" w:type="dxa"/>
+            <w:tcW w:w="2988" w:type="dxa"/>
             <w:vAlign w:val="center"/>
           </w:tcPr>
           <w:p>
@@ -501,7 +501,7 @@
       <w:tr>
         <w:tc>
           <w:tcPr>
-            <w:tcW w:w="3300" w:type="dxa"/>
+            <w:tcW w:w="3276" w:type="dxa"/>
             <w:vAlign w:val="center"/>
           </w:tcPr>
           <w:p>
@@ -520,7 +520,7 @@
         </w:tc>
         <w:tc>
           <w:tcPr>
-            <w:tcW w:w="3336" w:type="dxa"/>
+            <w:tcW w:w="3372" w:type="dxa"/>
             <w:vAlign w:val="center"/>
           </w:tcPr>
           <w:p>
@@ -539,7 +539,7 @@
         </w:tc>
         <w:tc>
           <w:tcPr>
-            <w:tcW w:w="3000" w:type="dxa"/>
+            <w:tcW w:w="2988" w:type="dxa"/>
             <w:vAlign w:val="center"/>
           </w:tcPr>
           <w:p>
